--- a/portfolio-content-review.docx
+++ b/portfolio-content-review.docx
@@ -742,7 +742,7 @@
           <w:b w:val="0"/>
           <w:i w:val="0"/>
         </w:rPr>
-        <w:t xml:space="preserve">. An unfinished experiment in combat mechanics. </w:t>
+        <w:t>.</w:t>
       </w:r>
     </w:p>
     <w:p>
@@ -990,24 +990,10 @@
           <w:b w:val="0"/>
           <w:i w:val="0"/>
         </w:rPr>
-        <w:t xml:space="preserve"> Unreal's Gameplay Ability System is built for character-scale abilities — one</w:t>
+        <w:t xml:space="preserve"> Unreal's Gameplay Ability System is built for character-scale abilities — one actor, one ability activating, costs deducted from an attribute set, a cooldown timer ticking down. An RTS squad command is structurally different. A player right-click must preempt an ongoing autonomous AI decision without argument. A mid-climb wall traversal must be non-interruptible — the squad cannot be redirected while soldiers are halfway up a wall segment. A "move to position" order may silently require three sequential legs — path to the wall, climb it, path the other side — but the player sees only "moving." GAS has no model for command source priority, non-interruptible traversal phases, or a chained multi-leg order that reads as a single command to every caller. </w:t>
       </w:r>
       <w:bookmarkStart w:id="0" w:name="_GoBack"/>
-      <w:r>
-        <w:rPr>
-          <w:b w:val="0"/>
-          <w:i w:val="0"/>
-        </w:rPr>
-        <w:t xml:space="preserve"> </w:t>
-      </w:r>
       <w:bookmarkEnd w:id="0"/>
-      <w:r>
-        <w:rPr>
-          <w:b w:val="0"/>
-          <w:i w:val="0"/>
-        </w:rPr>
-        <w:t xml:space="preserve">actor, one ability activating, costs deducted from an attribute set, a cooldown timer ticking down. An RTS squad command is structurally different. A player right-click must preempt an ongoing autonomous AI decision without argument. A mid-climb wall traversal must be non-interruptible — the squad cannot be redirected while soldiers are halfway up a wall segment. A "move to position" order may silently require three sequential legs — path to the wall, climb it, path the other side — but the player sees only "moving." GAS has no model for command source priority, non-interruptible traversal phases, or a chained multi-leg order that reads as a single command to every caller. </w:t>
-      </w:r>
     </w:p>
     <w:p>
       <w:r>
@@ -4802,7 +4788,7 @@
     <w:lsdException w:qFormat="1" w:unhideWhenUsed="0" w:uiPriority="10" w:semiHidden="0" w:name="Title"/>
     <w:lsdException w:uiPriority="99" w:name="Closing"/>
     <w:lsdException w:uiPriority="99" w:name="Signature"/>
-    <w:lsdException w:uiPriority="1" w:name="Default Paragraph Font"/>
+    <w:lsdException w:qFormat="1" w:uiPriority="1" w:name="Default Paragraph Font"/>
     <w:lsdException w:uiPriority="99" w:semiHidden="0" w:name="Body Text"/>
     <w:lsdException w:uiPriority="99" w:name="Body Text Indent"/>
     <w:lsdException w:qFormat="1" w:uiPriority="99" w:semiHidden="0" w:name="List Continue"/>
@@ -4963,7 +4949,7 @@
     <w:lsdException w:unhideWhenUsed="0" w:uiPriority="73" w:semiHidden="0" w:name="Colorful Grid Accent 4"/>
     <w:lsdException w:qFormat="1" w:unhideWhenUsed="0" w:uiPriority="60" w:semiHidden="0" w:name="Light Shading Accent 5"/>
     <w:lsdException w:qFormat="1" w:unhideWhenUsed="0" w:uiPriority="61" w:semiHidden="0" w:name="Light List Accent 5"/>
-    <w:lsdException w:unhideWhenUsed="0" w:uiPriority="62" w:semiHidden="0" w:name="Light Grid Accent 5"/>
+    <w:lsdException w:qFormat="1" w:unhideWhenUsed="0" w:uiPriority="62" w:semiHidden="0" w:name="Light Grid Accent 5"/>
     <w:lsdException w:unhideWhenUsed="0" w:uiPriority="63" w:semiHidden="0" w:name="Medium Shading 1 Accent 5"/>
     <w:lsdException w:unhideWhenUsed="0" w:uiPriority="64" w:semiHidden="0" w:name="Medium Shading 2 Accent 5"/>
     <w:lsdException w:unhideWhenUsed="0" w:uiPriority="65" w:semiHidden="0" w:name="Medium List 1 Accent 5"/>
@@ -5244,6 +5230,7 @@
     <w:name w:val="Default Paragraph Font"/>
     <w:semiHidden/>
     <w:unhideWhenUsed/>
+    <w:qFormat/>
     <w:uiPriority w:val="1"/>
   </w:style>
   <w:style w:type="table" w:default="1" w:styleId="12">
@@ -7608,6 +7595,7 @@
   <w:style w:type="table" w:styleId="56">
     <w:name w:val="Light Grid Accent 5"/>
     <w:basedOn w:val="12"/>
+    <w:qFormat/>
     <w:uiPriority w:val="62"/>
     <w:pPr>
       <w:spacing w:after="0" w:line="240" w:lineRule="auto"/>
